--- a/docs/Synthese_wachtlijsten_Vlaanderen_v1.2_2026-10-01.docx
+++ b/docs/Synthese_wachtlijsten_Vlaanderen_v1.2_2026-10-01.docx
@@ -71,7 +71,7 @@
           <w:sz w:val="20"/>
           <w:szCs w:val="20"/>
         </w:rPr>
-        <w:t xml:space="preserve">Projectdocument Wachtlijsten-Joannes · versie 1.2 (inventaris volledig: 26 voorzieningen, 19 uitgewerkt, 7 afgesloten) · opgesteld voor de projectaansturing</w:t>
+        <w:t xml:space="preserve">Projectdocument Wachtlijsten-Joannes · versie 1.2a (inventaris volledig: 26 voorzieningen, 19 uitgewerkt, 7 afgesloten; na tweede lezing rondes 5b en 6) · opgesteld voor de projectaansturing</w:t>
       </w:r>
     </w:p>
     <w:p>
@@ -2591,7 +2591,7 @@
                 <w:sz w:val="18"/>
                 <w:szCs w:val="18"/>
               </w:rPr>
-              <w:t xml:space="preserve">dubbel gelezen (2025: één lezing)</w:t>
+              <w:t xml:space="preserve">dubbel gelezen</w:t>
             </w:r>
           </w:p>
         </w:tc>
@@ -3279,7 +3279,7 @@
                 <w:sz w:val="18"/>
                 <w:szCs w:val="18"/>
               </w:rPr>
-              <w:t xml:space="preserve">dubbel gelezen / één lezing</w:t>
+              <w:t xml:space="preserve">dubbel gelezen</w:t>
             </w:r>
           </w:p>
         </w:tc>
@@ -3451,7 +3451,7 @@
                 <w:sz w:val="18"/>
                 <w:szCs w:val="18"/>
               </w:rPr>
-              <w:t xml:space="preserve">één lezing</w:t>
+              <w:t xml:space="preserve">dubbel gelezen</w:t>
             </w:r>
           </w:p>
         </w:tc>
@@ -3623,7 +3623,7 @@
                 <w:sz w:val="18"/>
                 <w:szCs w:val="18"/>
               </w:rPr>
-              <w:t xml:space="preserve">één lezing</w:t>
+              <w:t xml:space="preserve">dubbel gelezen</w:t>
             </w:r>
           </w:p>
         </w:tc>
@@ -3795,7 +3795,7 @@
                 <w:sz w:val="18"/>
                 <w:szCs w:val="18"/>
               </w:rPr>
-              <w:t xml:space="preserve">één lezing</w:t>
+              <w:t xml:space="preserve">dubbel gelezen</w:t>
             </w:r>
           </w:p>
         </w:tc>
@@ -3967,7 +3967,7 @@
                 <w:sz w:val="18"/>
                 <w:szCs w:val="18"/>
               </w:rPr>
-              <w:t xml:space="preserve">afgesloten / één lezing</w:t>
+              <w:t xml:space="preserve">afgesloten / dubbel gelezen</w:t>
             </w:r>
           </w:p>
         </w:tc>
@@ -4951,7 +4951,7 @@
           <w:sz w:val="22"/>
           <w:szCs w:val="22"/>
         </w:rPr>
-        <w:t xml:space="preserve"> en wordt het verschil in een opmerking toegelicht. Op 1 oktober 2026 telt de databank 425 cijfers, waarvan 313 dubbel gelezen, 82 één keer gelezen (de laatste twee rondes), 24 ongecontroleerd (secundaire bron of afgeleid) en 6 betwist. Nieuw in deze versie is een reeks die rechtstreeks van een open-dataplatform komt (collectief maatwerk): daar vervalt de leesstap, maar blijft de eigen optelling te controleren.</w:t>
+        <w:t xml:space="preserve"> en wordt het verschil in een opmerking toegelicht. Op 1 oktober 2026 telt de databank 436 cijfers, waarvan 372 dubbel gelezen, 34 één keer gelezen, 24 ongecontroleerd (secundaire bron of afgeleid) en 6 betwist. Nieuw in deze versie is een reeks die rechtstreeks van een open-dataplatform komt (collectief maatwerk): daar vervalt de leesstap, maar blijft de eigen optelling te controleren.</w:t>
       </w:r>
     </w:p>
     <w:p>
@@ -13749,7 +13749,7 @@
           <w:sz w:val="22"/>
           <w:szCs w:val="22"/>
         </w:rPr>
-        <w:t xml:space="preserve">. De wachttijd voor werkstraffen daalde van 49 dagen (januari 2023) naar 22 à 23 dagen (2024–2026) na extra aanwervingen, maar daarna duurt het nog gemiddeld 121 dagen (2025) voor de werkstraf effectief start: samen bijna vijf maanden. Het aantal daders in begeleiding steeg met 42 % (17.206 in 2019 → 24.430 in 2025) en de federale noodwet tegen de overbevolking en het nieuwe Strafwetboek doen de instroom in 2026 verder stijgen (voorlopige hechtenis +24,6 %, elektronisch toezicht +41 % in 2025). In de forensische CGG-zorg daalde de wachttijd van 111 dagen (2018) naar 48 dagen (2024) en voor hulp in de gevangenis van 150 naar 29 dagen, terwijl de actieve forensische zorgperiodes stegen van 5.731 naar 6.992. De VAPH-projecten ondersteunden 701 personen met een (vermoeden van) handicap in de gevangenis in 2025, tegenover 287 in 2021, voor 3,2 miljoen euro.</w:t>
+        <w:t xml:space="preserve">. De wachttijd voor werkstraffen daalde van 49 dagen (januari 2023) naar 22 à 23 dagen (2024–2026) na extra aanwervingen, maar daarna duurt het nog gemiddeld 121 dagen (2025) voor de werkstraf effectief start: samen bijna vijf maanden. Het aantal daders in begeleiding steeg met 42 % (17.206 in 2019 → 24.430 in 2025) en de federale noodwet tegen de overbevolking en het nieuwe Strafwetboek doen de instroom in 2026 verder stijgen (voorlopige hechtenis +24,6 %, elektronisch toezicht +41 % in 2025). In de forensische CGG-zorg daalde de wachttijd van 111 dagen (2018) naar 48 dagen (2024) en voor hulp in de gevangenis van 150 naar 29 dagen, terwijl de actieve forensische zorgperiodes stegen van 5.731 naar 6.992. De VAPH-projecten ondersteunden 701 personen met een (vermoeden van) handicap in de gevangenis in 2025, tegenover 287 in 2021, voor 3,2 miljoen euro (2,1 miljoen in 2023, vóór de uitbreiding van mei 2024).</w:t>
       </w:r>
     </w:p>
     <w:p>
@@ -13774,7 +13774,7 @@
           <w:sz w:val="22"/>
           <w:szCs w:val="22"/>
         </w:rPr>
-        <w:t xml:space="preserve">. Dit is het ene domein waar een wachttijd met succes werd teruggedrongen door gericht personeel bij te zetten – maar de winst zit in de eerste schakel (het justitiehuis) en niet in de tweede (de prestatieplaats), en de instroom die uit federale beslissingen voortvloeit, kan ze snel tenietdoen. De lonen van het agentschap bedragen 164,9 miljoen euro in 2026, inclusief de overgehevelde gemeenschapsinstellingen. Een werkstraf die vijf maanden na het vonnis start, verliest een deel van haar zin; het CAW-justitieel welzijnswerk houdt bovendien 'op overkoepelend niveau geen wachtlijsten bij', zodat de wachttijd voor psychosociale hulp in de gevangenis alleen per instelling bekend is (209 wachtenden in juni 2023).</w:t>
+        <w:t xml:space="preserve">. Dit is het ene domein waar een wachttijd met succes werd teruggedrongen door gericht personeel bij te zetten – maar de winst zit in de eerste schakel (het justitiehuis) en niet in de tweede (de prestatieplaats), en de instroom die uit federale beslissingen voortvloeit, kan ze snel tenietdoen. De lonen van het agentschap bedragen 164,9 miljoen euro in 2026, inclusief de overgehevelde gemeenschapsinstellingen. Een werkstraf die vijf maanden na het vonnis start, verliest een deel van haar zin; het CAW-justitieel welzijnswerk houdt bovendien 'op overkoepelend niveau geen wachtlijsten bij', zodat de wachttijd voor psychosociale hulp in de gevangenis alleen per instelling bekend is (164 wachtenden in juni 2023, plus 45 ingeplande gesprekken in Oost-Vlaanderen, dat niet met een wachtlijst werkt).</w:t>
       </w:r>
     </w:p>
     <w:p>
@@ -19952,7 +19952,7 @@
                 <w:sz w:val="18"/>
                 <w:szCs w:val="18"/>
               </w:rPr>
-              <w:t xml:space="preserve">PAB-stand 2025 nog één lezing; pleegzorg 2025 (SV januari 2027); geen wachttijden voor beide</w:t>
+              <w:t xml:space="preserve">pleegzorg 2025 (SV januari 2027); geen wachttijden voor beide</w:t>
             </w:r>
           </w:p>
         </w:tc>
@@ -20368,7 +20368,7 @@
                 <w:sz w:val="18"/>
                 <w:szCs w:val="18"/>
               </w:rPr>
-              <w:t xml:space="preserve">Tweede lezing van 82 cijfers met status 'bron gelezen' (425 cijfers, 313 gecontroleerd); 24 ongecontroleerd (secundair)</w:t>
+              <w:t xml:space="preserve">Tweede lezing van de 34 resterende cijfers met status 'bron gelezen' (436 cijfers, 372 gecontroleerd); 24 ongecontroleerd (secundair)</w:t>
             </w:r>
           </w:p>
         </w:tc>
